--- a/docs/reference/08-Test-Strategy.md.docx
+++ b/docs/reference/08-Test-Strategy.md.docx
@@ -9904,6 +9904,838 @@
           <w:rtl w:val="0"/>
         </w:rPr>
         <w:t xml:space="preserve">- 第一批可直接實作的 Slice：Auth → Lesson Request / Availability → Match → Open Enrollment → Course / Session → Payment / Refund。</w:t>
+      </w:r>
+    </w:p>
+    <w:p>
+      <w:pPr>
+        <w:rPr/>
+      </w:pPr>
+      <w:r>
+        <w:rPr>
+          <w:rtl w:val="0"/>
+        </w:rPr>
+      </w:r>
+    </w:p>
+    <w:p>
+      <w:pPr>
+        <w:rPr/>
+      </w:pPr>
+      <w:r>
+        <w:rPr>
+          <w:rtl w:val="0"/>
+        </w:rPr>
+        <w:t xml:space="preserve">21. Slice 2 Baseline Backfill Addendum</w:t>
+      </w:r>
+    </w:p>
+    <w:p>
+      <w:pPr>
+        <w:rPr/>
+      </w:pPr>
+      <w:r>
+        <w:rPr>
+          <w:rFonts w:ascii="Arial Unicode MS" w:cs="Arial Unicode MS" w:eastAsia="Arial Unicode MS" w:hAnsi="Arial Unicode MS"/>
+          <w:rtl w:val="0"/>
+        </w:rPr>
+        <w:t xml:space="preserve">本章為 Slice 2「Coach Supply + Lesson Demand」測試核准補充基線。若既有 Coach / Availability / Lesson Request 測試案例與本章衝突，以本章為準；原 Risk-based Test Pyramid、真實 PostgreSQL Testcontainers、API Security、Vitest/RTL/MSW、Playwright 與 CI Gate 維持不變。</w:t>
+      </w:r>
+    </w:p>
+    <w:p>
+      <w:pPr>
+        <w:rPr/>
+      </w:pPr>
+      <w:r>
+        <w:rPr>
+          <w:rtl w:val="0"/>
+        </w:rPr>
+      </w:r>
+    </w:p>
+    <w:p>
+      <w:pPr>
+        <w:rPr/>
+      </w:pPr>
+      <w:r>
+        <w:rPr>
+          <w:rtl w:val="0"/>
+        </w:rPr>
+        <w:t xml:space="preserve">21.1 Coach Application / Role Lifecycle Tests</w:t>
+      </w:r>
+    </w:p>
+    <w:p>
+      <w:pPr>
+        <w:rPr/>
+      </w:pPr>
+      <w:r>
+        <w:rPr>
+          <w:rFonts w:ascii="Arial Unicode MS" w:cs="Arial Unicode MS" w:eastAsia="Arial Unicode MS" w:hAnsi="Arial Unicode MS"/>
+          <w:rtl w:val="0"/>
+        </w:rPr>
+        <w:t xml:space="preserve">必測：</w:t>
+      </w:r>
+    </w:p>
+    <w:p>
+      <w:pPr>
+        <w:rPr/>
+      </w:pPr>
+      <w:r>
+        <w:rPr>
+          <w:rFonts w:ascii="Arial Unicode MS" w:cs="Arial Unicode MS" w:eastAsia="Arial Unicode MS" w:hAnsi="Arial Unicode MS"/>
+          <w:rtl w:val="0"/>
+        </w:rPr>
+        <w:t xml:space="preserve">- ACTIVE authenticated User 僅具 STUDENT role 時仍可 submit Coach Application。</w:t>
+      </w:r>
+    </w:p>
+    <w:p>
+      <w:pPr>
+        <w:rPr/>
+      </w:pPr>
+      <w:r>
+        <w:rPr>
+          <w:rFonts w:ascii="Arial Unicode MS" w:cs="Arial Unicode MS" w:eastAsia="Arial Unicode MS" w:hAnsi="Arial Unicode MS"/>
+          <w:rtl w:val="0"/>
+        </w:rPr>
+        <w:t xml:space="preserve">- disabled / inactive User 不得 submit。</w:t>
+      </w:r>
+    </w:p>
+    <w:p>
+      <w:pPr>
+        <w:rPr/>
+      </w:pPr>
+      <w:r>
+        <w:rPr>
+          <w:rFonts w:ascii="Arial Unicode MS" w:cs="Arial Unicode MS" w:eastAsia="Arial Unicode MS" w:hAnsi="Arial Unicode MS"/>
+          <w:rtl w:val="0"/>
+        </w:rPr>
+        <w:t xml:space="preserve">- Committee 只能 review 同 organization Application；跨 organization 回 403 ORG_SCOPE_DENIED 或依既有安全策略隱藏資源。</w:t>
+      </w:r>
+    </w:p>
+    <w:p>
+      <w:pPr>
+        <w:rPr/>
+      </w:pPr>
+      <w:r>
+        <w:rPr>
+          <w:rFonts w:ascii="Arial Unicode MS" w:cs="Arial Unicode MS" w:eastAsia="Arial Unicode MS" w:hAnsi="Arial Unicode MS"/>
+          <w:rtl w:val="0"/>
+        </w:rPr>
+        <w:t xml:space="preserve">- Approve 後同一 transaction 同時得到 CoachApplication APPROVED、CoachProfile APPROVED、同 organization ACTIVE COACH RoleAssignment、Audit，以及需要通知時的 Outbox。</w:t>
+      </w:r>
+    </w:p>
+    <w:p>
+      <w:pPr>
+        <w:rPr/>
+      </w:pPr>
+      <w:r>
+        <w:rPr>
+          <w:rFonts w:ascii="Arial Unicode MS" w:cs="Arial Unicode MS" w:eastAsia="Arial Unicode MS" w:hAnsi="Arial Unicode MS"/>
+          <w:rtl w:val="0"/>
+        </w:rPr>
+        <w:t xml:space="preserve">- Approve transaction 中任一步故意失敗時，Application/Profile/Role/Audit/Outbox 不得留下半套 commit。</w:t>
+      </w:r>
+    </w:p>
+    <w:p>
+      <w:pPr>
+        <w:rPr/>
+      </w:pPr>
+      <w:r>
+        <w:rPr>
+          <w:rFonts w:ascii="Arial Unicode MS" w:cs="Arial Unicode MS" w:eastAsia="Arial Unicode MS" w:hAnsi="Arial Unicode MS"/>
+          <w:rtl w:val="0"/>
+        </w:rPr>
+        <w:t xml:space="preserve">- Reject 後 Application REJECTED 且不得存在由該核准流程產生的 ACTIVE COACH role。</w:t>
+      </w:r>
+    </w:p>
+    <w:p>
+      <w:pPr>
+        <w:rPr/>
+      </w:pPr>
+      <w:r>
+        <w:rPr>
+          <w:rFonts w:ascii="Arial Unicode MS" w:cs="Arial Unicode MS" w:eastAsia="Arial Unicode MS" w:hAnsi="Arial Unicode MS"/>
+          <w:rtl w:val="0"/>
+        </w:rPr>
+        <w:t xml:space="preserve">- 重複 review / stale version 依 contract 回 STATE_TRANSITION_INVALID 或 CONCURRENT_MODIFICATION，不得重複建立 RoleAssignment。</w:t>
+      </w:r>
+    </w:p>
+    <w:p>
+      <w:pPr>
+        <w:rPr/>
+      </w:pPr>
+      <w:r>
+        <w:rPr>
+          <w:rtl w:val="0"/>
+        </w:rPr>
+      </w:r>
+    </w:p>
+    <w:p>
+      <w:pPr>
+        <w:rPr/>
+      </w:pPr>
+      <w:r>
+        <w:rPr>
+          <w:rtl w:val="0"/>
+        </w:rPr>
+        <w:t xml:space="preserve">21.2 Availability Tests</w:t>
+      </w:r>
+    </w:p>
+    <w:p>
+      <w:pPr>
+        <w:rPr/>
+      </w:pPr>
+      <w:r>
+        <w:rPr>
+          <w:rFonts w:ascii="Arial Unicode MS" w:cs="Arial Unicode MS" w:eastAsia="Arial Unicode MS" w:hAnsi="Arial Unicode MS"/>
+          <w:rtl w:val="0"/>
+        </w:rPr>
+        <w:t xml:space="preserve">Domain / API / Integration 必測：</w:t>
+      </w:r>
+    </w:p>
+    <w:p>
+      <w:pPr>
+        <w:rPr/>
+      </w:pPr>
+      <w:r>
+        <w:rPr>
+          <w:rFonts w:ascii="Arial Unicode MS" w:cs="Arial Unicode MS" w:eastAsia="Arial Unicode MS" w:hAnsi="Arial Unicode MS"/>
+          <w:rtl w:val="0"/>
+        </w:rPr>
+        <w:t xml:space="preserve">- 一個 AvailabilityProposal 只能包含一個 TimeRange。</w:t>
+      </w:r>
+    </w:p>
+    <w:p>
+      <w:pPr>
+        <w:rPr/>
+      </w:pPr>
+      <w:r>
+        <w:rPr>
+          <w:rFonts w:ascii="Arial Unicode MS" w:cs="Arial Unicode MS" w:eastAsia="Arial Unicode MS" w:hAnsi="Arial Unicode MS"/>
+          <w:rtl w:val="0"/>
+        </w:rPr>
+        <w:t xml:space="preserve">- `startAt &gt;= endAt`、非未來時間均拒絕。</w:t>
+      </w:r>
+    </w:p>
+    <w:p>
+      <w:pPr>
+        <w:rPr/>
+      </w:pPr>
+      <w:r>
+        <w:rPr>
+          <w:rFonts w:ascii="Arial Unicode MS" w:cs="Arial Unicode MS" w:eastAsia="Arial Unicode MS" w:hAnsi="Arial Unicode MS"/>
+          <w:rtl w:val="0"/>
+        </w:rPr>
+        <w:t xml:space="preserve">- 只有 ACTIVE COACH role 但 CoachProfile 未 APPROVED -&gt; 拒絕。</w:t>
+      </w:r>
+    </w:p>
+    <w:p>
+      <w:pPr>
+        <w:rPr/>
+      </w:pPr>
+      <w:r>
+        <w:rPr>
+          <w:rFonts w:ascii="Arial Unicode MS" w:cs="Arial Unicode MS" w:eastAsia="Arial Unicode MS" w:hAnsi="Arial Unicode MS"/>
+          <w:rtl w:val="0"/>
+        </w:rPr>
+        <w:t xml:space="preserve">- CoachProfile APPROVED 但 COACH role 不 ACTIVE / 不存在 -&gt; 拒絕。</w:t>
+      </w:r>
+    </w:p>
+    <w:p>
+      <w:pPr>
+        <w:rPr/>
+      </w:pPr>
+      <w:r>
+        <w:rPr>
+          <w:rFonts w:ascii="Arial Unicode MS" w:cs="Arial Unicode MS" w:eastAsia="Arial Unicode MS" w:hAnsi="Arial Unicode MS"/>
+          <w:rtl w:val="0"/>
+        </w:rPr>
+        <w:t xml:space="preserve">- User suspended -&gt; 拒絕。</w:t>
+      </w:r>
+    </w:p>
+    <w:p>
+      <w:pPr>
+        <w:rPr/>
+      </w:pPr>
+      <w:r>
+        <w:rPr>
+          <w:rFonts w:ascii="Arial Unicode MS" w:cs="Arial Unicode MS" w:eastAsia="Arial Unicode MS" w:hAnsi="Arial Unicode MS"/>
+          <w:rtl w:val="0"/>
+        </w:rPr>
+        <w:t xml:space="preserve">- role/profile 均合法但 organization 不同 -&gt; ORG_SCOPE_DENIED。</w:t>
+      </w:r>
+    </w:p>
+    <w:p>
+      <w:pPr>
+        <w:rPr/>
+      </w:pPr>
+      <w:r>
+        <w:rPr>
+          <w:rFonts w:ascii="Arial Unicode MS" w:cs="Arial Unicode MS" w:eastAsia="Arial Unicode MS" w:hAnsi="Arial Unicode MS"/>
+          <w:rtl w:val="0"/>
+        </w:rPr>
+        <w:t xml:space="preserve">- Legacy request body `windows` array 不符合 Slice 2 canonical contract；contract test 必須防止 generated client 回退成 multi-window Proposal。</w:t>
+      </w:r>
+    </w:p>
+    <w:p>
+      <w:pPr>
+        <w:rPr/>
+      </w:pPr>
+      <w:r>
+        <w:rPr>
+          <w:rFonts w:ascii="Arial Unicode MS" w:cs="Arial Unicode MS" w:eastAsia="Arial Unicode MS" w:hAnsi="Arial Unicode MS"/>
+          <w:rtl w:val="0"/>
+        </w:rPr>
+        <w:t xml:space="preserve">- DRAFT / SUBMITTED / APPROVED / REJECTED / CLOSED 等既有合法與非法狀態轉換持續覆蓋。</w:t>
+      </w:r>
+    </w:p>
+    <w:p>
+      <w:pPr>
+        <w:rPr/>
+      </w:pPr>
+      <w:r>
+        <w:rPr>
+          <w:rtl w:val="0"/>
+        </w:rPr>
+      </w:r>
+    </w:p>
+    <w:p>
+      <w:pPr>
+        <w:rPr/>
+      </w:pPr>
+      <w:r>
+        <w:rPr>
+          <w:rtl w:val="0"/>
+        </w:rPr>
+        <w:t xml:space="preserve">21.3 Lesson Request Identity / Preferred Coach Tests</w:t>
+      </w:r>
+    </w:p>
+    <w:p>
+      <w:pPr>
+        <w:rPr/>
+      </w:pPr>
+      <w:r>
+        <w:rPr>
+          <w:rFonts w:ascii="Arial Unicode MS" w:cs="Arial Unicode MS" w:eastAsia="Arial Unicode MS" w:hAnsi="Arial Unicode MS"/>
+          <w:rtl w:val="0"/>
+        </w:rPr>
+        <w:t xml:space="preserve">必測：</w:t>
+      </w:r>
+    </w:p>
+    <w:p>
+      <w:pPr>
+        <w:rPr/>
+      </w:pPr>
+      <w:r>
+        <w:rPr>
+          <w:rFonts w:ascii="Arial Unicode MS" w:cs="Arial Unicode MS" w:eastAsia="Arial Unicode MS" w:hAnsi="Arial Unicode MS"/>
+          <w:rtl w:val="0"/>
+        </w:rPr>
+        <w:t xml:space="preserve">- Student self-service 建立時 requesterUserId 取自 authenticated principal。</w:t>
+      </w:r>
+    </w:p>
+    <w:p>
+      <w:pPr>
+        <w:rPr/>
+      </w:pPr>
+      <w:r>
+        <w:rPr>
+          <w:rFonts w:ascii="Arial Unicode MS" w:cs="Arial Unicode MS" w:eastAsia="Arial Unicode MS" w:hAnsi="Arial Unicode MS"/>
+          <w:rtl w:val="0"/>
+        </w:rPr>
+        <w:t xml:space="preserve">- 嘗試在 payload mass-assign 其他 requester / primaryContact identity 不得造成資源歸屬改變；依 API DTO 策略應拒絕未知/禁止欄位或完全不接受該欄位，測試需固定此安全契約。</w:t>
+      </w:r>
+    </w:p>
+    <w:p>
+      <w:pPr>
+        <w:rPr/>
+      </w:pPr>
+      <w:r>
+        <w:rPr>
+          <w:rFonts w:ascii="Arial Unicode MS" w:cs="Arial Unicode MS" w:eastAsia="Arial Unicode MS" w:hAnsi="Arial Unicode MS"/>
+          <w:rtl w:val="0"/>
+        </w:rPr>
+        <w:t xml:space="preserve">- `preferredCoachProfileId` 允許 null 或單一 UUID；不得存在 `preferredCoachIds` array contract。</w:t>
+      </w:r>
+    </w:p>
+    <w:p>
+      <w:pPr>
+        <w:rPr/>
+      </w:pPr>
+      <w:r>
+        <w:rPr>
+          <w:rFonts w:ascii="Arial Unicode MS" w:cs="Arial Unicode MS" w:eastAsia="Arial Unicode MS" w:hAnsi="Arial Unicode MS"/>
+          <w:rtl w:val="0"/>
+        </w:rPr>
+        <w:t xml:space="preserve">- 指定教練時必須驗證同 organization 與 APPROVED CoachProfile。</w:t>
+      </w:r>
+    </w:p>
+    <w:p>
+      <w:pPr>
+        <w:rPr/>
+      </w:pPr>
+      <w:r>
+        <w:rPr>
+          <w:rFonts w:ascii="Arial Unicode MS" w:cs="Arial Unicode MS" w:eastAsia="Arial Unicode MS" w:hAnsi="Arial Unicode MS"/>
+          <w:rtl w:val="0"/>
+        </w:rPr>
+        <w:t xml:space="preserve">- `selectedAvailabilityProposalId` 可為 null；有值時必須指向同 organization 的 APPROVED 單一 Proposal，並與指定教練一致。</w:t>
+      </w:r>
+    </w:p>
+    <w:p>
+      <w:pPr>
+        <w:rPr/>
+      </w:pPr>
+      <w:r>
+        <w:rPr>
+          <w:rFonts w:ascii="Arial Unicode MS" w:cs="Arial Unicode MS" w:eastAsia="Arial Unicode MS" w:hAnsi="Arial Unicode MS"/>
+          <w:rtl w:val="0"/>
+        </w:rPr>
+        <w:t xml:space="preserve">- PRIVATE / GROUP、SINGLE / RECURRING、participant/min/max/requestedSessionCount/sessionPreferences 的既有 P0 規則持續測試。</w:t>
+      </w:r>
+    </w:p>
+    <w:p>
+      <w:pPr>
+        <w:rPr/>
+      </w:pPr>
+      <w:r>
+        <w:rPr>
+          <w:rtl w:val="0"/>
+        </w:rPr>
+      </w:r>
+    </w:p>
+    <w:p>
+      <w:pPr>
+        <w:rPr/>
+      </w:pPr>
+      <w:r>
+        <w:rPr>
+          <w:rtl w:val="0"/>
+        </w:rPr>
+        <w:t xml:space="preserve">21.4 Availability Claim / Concurrency Tests</w:t>
+      </w:r>
+    </w:p>
+    <w:p>
+      <w:pPr>
+        <w:rPr/>
+      </w:pPr>
+      <w:r>
+        <w:rPr>
+          <w:rFonts w:ascii="Arial Unicode MS" w:cs="Arial Unicode MS" w:eastAsia="Arial Unicode MS" w:hAnsi="Arial Unicode MS"/>
+          <w:rtl w:val="0"/>
+        </w:rPr>
+        <w:t xml:space="preserve">使用真實 PostgreSQL Testcontainers：</w:t>
+      </w:r>
+    </w:p>
+    <w:p>
+      <w:pPr>
+        <w:rPr/>
+      </w:pPr>
+      <w:r>
+        <w:rPr>
+          <w:rFonts w:ascii="Arial Unicode MS" w:cs="Arial Unicode MS" w:eastAsia="Arial Unicode MS" w:hAnsi="Arial Unicode MS"/>
+          <w:rtl w:val="0"/>
+        </w:rPr>
+        <w:t xml:space="preserve">- 同一 approved Availability 同時收到兩筆有效 submission，最多一筆建立 ACTIVE Claim。</w:t>
+      </w:r>
+    </w:p>
+    <w:p>
+      <w:pPr>
+        <w:rPr/>
+      </w:pPr>
+      <w:r>
+        <w:rPr>
+          <w:rFonts w:ascii="Arial Unicode MS" w:cs="Arial Unicode MS" w:eastAsia="Arial Unicode MS" w:hAnsi="Arial Unicode MS"/>
+          <w:rtl w:val="0"/>
+        </w:rPr>
+        <w:t xml:space="preserve">- 第二筆必須映射為 AVAILABILITY_ALREADY_CLAIMED，而非 500。</w:t>
+      </w:r>
+    </w:p>
+    <w:p>
+      <w:pPr>
+        <w:rPr/>
+      </w:pPr>
+      <w:r>
+        <w:rPr>
+          <w:rFonts w:ascii="Arial Unicode MS" w:cs="Arial Unicode MS" w:eastAsia="Arial Unicode MS" w:hAnsi="Arial Unicode MS"/>
+          <w:rtl w:val="0"/>
+        </w:rPr>
+        <w:t xml:space="preserve">- claim 失敗 transaction 不得留下 SUBMITTED LessonRequest 半成品、Outbox 或 Audit 殘留。</w:t>
+      </w:r>
+    </w:p>
+    <w:p>
+      <w:pPr>
+        <w:rPr/>
+      </w:pPr>
+      <w:r>
+        <w:rPr>
+          <w:rFonts w:ascii="Arial Unicode MS" w:cs="Arial Unicode MS" w:eastAsia="Arial Unicode MS" w:hAnsi="Arial Unicode MS"/>
+          <w:rtl w:val="0"/>
+        </w:rPr>
+        <w:t xml:space="preserve">- 同 Idempotency-Key + 同 request replay 不重複建立 Claim；同 key + 不同 request hash 回 IDEMPOTENCY_CONFLICT。</w:t>
+      </w:r>
+    </w:p>
+    <w:p>
+      <w:pPr>
+        <w:rPr/>
+      </w:pPr>
+      <w:r>
+        <w:rPr>
+          <w:rtl w:val="0"/>
+        </w:rPr>
+      </w:r>
+    </w:p>
+    <w:p>
+      <w:pPr>
+        <w:rPr/>
+      </w:pPr>
+      <w:r>
+        <w:rPr>
+          <w:rtl w:val="0"/>
+        </w:rPr>
+        <w:t xml:space="preserve">21.5 Deferred FK / Flyway Tests</w:t>
+      </w:r>
+    </w:p>
+    <w:p>
+      <w:pPr>
+        <w:rPr/>
+      </w:pPr>
+      <w:r>
+        <w:rPr>
+          <w:rFonts w:ascii="Arial Unicode MS" w:cs="Arial Unicode MS" w:eastAsia="Arial Unicode MS" w:hAnsi="Arial Unicode MS"/>
+          <w:rtl w:val="0"/>
+        </w:rPr>
+        <w:t xml:space="preserve">Slice 2 clean-database migration test 必須證明：</w:t>
+      </w:r>
+    </w:p>
+    <w:p>
+      <w:pPr>
+        <w:rPr/>
+      </w:pPr>
+      <w:r>
+        <w:rPr>
+          <w:rFonts w:ascii="Arial Unicode MS" w:cs="Arial Unicode MS" w:eastAsia="Arial Unicode MS" w:hAnsi="Arial Unicode MS"/>
+          <w:rtl w:val="0"/>
+        </w:rPr>
+        <w:t xml:space="preserve">- `coach_availability_claims.converted_course_match_id` 可存在為 nullable UUID。</w:t>
+      </w:r>
+    </w:p>
+    <w:p>
+      <w:pPr>
+        <w:rPr/>
+      </w:pPr>
+      <w:r>
+        <w:rPr>
+          <w:rFonts w:ascii="Arial Unicode MS" w:cs="Arial Unicode MS" w:eastAsia="Arial Unicode MS" w:hAnsi="Arial Unicode MS"/>
+          <w:rtl w:val="0"/>
+        </w:rPr>
+        <w:t xml:space="preserve">- Slice 2 schema 在 **完全沒有 `course_matches` table** 時仍可由空 PostgreSQL migrate PASS。</w:t>
+      </w:r>
+    </w:p>
+    <w:p>
+      <w:pPr>
+        <w:rPr/>
+      </w:pPr>
+      <w:r>
+        <w:rPr>
+          <w:rFonts w:ascii="Arial Unicode MS" w:cs="Arial Unicode MS" w:eastAsia="Arial Unicode MS" w:hAnsi="Arial Unicode MS"/>
+          <w:rtl w:val="0"/>
+        </w:rPr>
+        <w:t xml:space="preserve">- Slice 2 migration 不得提前建立 CourseMatch table 或 FK。</w:t>
+      </w:r>
+    </w:p>
+    <w:p>
+      <w:pPr>
+        <w:rPr/>
+      </w:pPr>
+      <w:r>
+        <w:rPr>
+          <w:rFonts w:ascii="Arial Unicode MS" w:cs="Arial Unicode MS" w:eastAsia="Arial Unicode MS" w:hAnsi="Arial Unicode MS"/>
+          <w:rtl w:val="0"/>
+        </w:rPr>
+        <w:t xml:space="preserve">Slice 3 未來加入 `course_matches` 後，需另新增 forward migration test 驗證 `converted_course_match_id -&gt; course_matches.id` FK；不得修改 Slice 2 已 merge migration。</w:t>
+      </w:r>
+    </w:p>
+    <w:p>
+      <w:pPr>
+        <w:rPr/>
+      </w:pPr>
+      <w:r>
+        <w:rPr>
+          <w:rtl w:val="0"/>
+        </w:rPr>
+      </w:r>
+    </w:p>
+    <w:p>
+      <w:pPr>
+        <w:rPr/>
+      </w:pPr>
+      <w:r>
+        <w:rPr>
+          <w:rtl w:val="0"/>
+        </w:rPr>
+        <w:t xml:space="preserve">21.6 Frontend / E2E Tests</w:t>
+      </w:r>
+    </w:p>
+    <w:p>
+      <w:pPr>
+        <w:rPr/>
+      </w:pPr>
+      <w:r>
+        <w:rPr>
+          <w:rFonts w:ascii="Arial Unicode MS" w:cs="Arial Unicode MS" w:eastAsia="Arial Unicode MS" w:hAnsi="Arial Unicode MS"/>
+          <w:rtl w:val="0"/>
+        </w:rPr>
+        <w:t xml:space="preserve">LIFF：</w:t>
+      </w:r>
+    </w:p>
+    <w:p>
+      <w:pPr>
+        <w:rPr/>
+      </w:pPr>
+      <w:r>
+        <w:rPr>
+          <w:rFonts w:ascii="Arial Unicode MS" w:cs="Arial Unicode MS" w:eastAsia="Arial Unicode MS" w:hAnsi="Arial Unicode MS"/>
+          <w:rtl w:val="0"/>
+        </w:rPr>
+        <w:t xml:space="preserve">- STUDENT-only Active User 看得到「申請成為教練」入口。</w:t>
+      </w:r>
+    </w:p>
+    <w:p>
+      <w:pPr>
+        <w:rPr/>
+      </w:pPr>
+      <w:r>
+        <w:rPr>
+          <w:rFonts w:ascii="Arial Unicode MS" w:cs="Arial Unicode MS" w:eastAsia="Arial Unicode MS" w:hAnsi="Arial Unicode MS"/>
+          <w:rtl w:val="0"/>
+        </w:rPr>
+        <w:t xml:space="preserve">- 未核准前不可進 Availability 管理；核准並刷新 role context 後才出現 COACH 入口。</w:t>
+      </w:r>
+    </w:p>
+    <w:p>
+      <w:pPr>
+        <w:rPr/>
+      </w:pPr>
+      <w:r>
+        <w:rPr>
+          <w:rFonts w:ascii="Arial Unicode MS" w:cs="Arial Unicode MS" w:eastAsia="Arial Unicode MS" w:hAnsi="Arial Unicode MS"/>
+          <w:rtl w:val="0"/>
+        </w:rPr>
+        <w:t xml:space="preserve">- Availability Form 一次只送一個 startAt/endAt；新增另一空堂會產生另一筆 mutation/resource。</w:t>
+      </w:r>
+    </w:p>
+    <w:p>
+      <w:pPr>
+        <w:rPr/>
+      </w:pPr>
+      <w:r>
+        <w:rPr>
+          <w:rFonts w:ascii="Arial Unicode MS" w:cs="Arial Unicode MS" w:eastAsia="Arial Unicode MS" w:hAnsi="Arial Unicode MS"/>
+          <w:rtl w:val="0"/>
+        </w:rPr>
+        <w:t xml:space="preserve">- Lesson Request CoachSelector 為 single-select 或 none，不得多選。</w:t>
+      </w:r>
+    </w:p>
+    <w:p>
+      <w:pPr>
+        <w:rPr/>
+      </w:pPr>
+      <w:r>
+        <w:rPr>
+          <w:rFonts w:ascii="Arial Unicode MS" w:cs="Arial Unicode MS" w:eastAsia="Arial Unicode MS" w:hAnsi="Arial Unicode MS"/>
+          <w:rtl w:val="0"/>
+        </w:rPr>
+        <w:t xml:space="preserve">- Student UI 不提供 requesterUserId 可編輯欄位。</w:t>
+      </w:r>
+    </w:p>
+    <w:p>
+      <w:pPr>
+        <w:rPr/>
+      </w:pPr>
+      <w:r>
+        <w:rPr>
+          <w:rFonts w:ascii="Arial Unicode MS" w:cs="Arial Unicode MS" w:eastAsia="Arial Unicode MS" w:hAnsi="Arial Unicode MS"/>
+          <w:rtl w:val="0"/>
+        </w:rPr>
+        <w:t xml:space="preserve">Admin：</w:t>
+      </w:r>
+    </w:p>
+    <w:p>
+      <w:pPr>
+        <w:rPr/>
+      </w:pPr>
+      <w:r>
+        <w:rPr>
+          <w:rFonts w:ascii="Arial Unicode MS" w:cs="Arial Unicode MS" w:eastAsia="Arial Unicode MS" w:hAnsi="Arial Unicode MS"/>
+          <w:rtl w:val="0"/>
+        </w:rPr>
+        <w:t xml:space="preserve">- Coach Application approve/reject action visibility 與 organization scope 正確。</w:t>
+      </w:r>
+    </w:p>
+    <w:p>
+      <w:pPr>
+        <w:rPr/>
+      </w:pPr>
+      <w:r>
+        <w:rPr>
+          <w:rFonts w:ascii="Arial Unicode MS" w:cs="Arial Unicode MS" w:eastAsia="Arial Unicode MS" w:hAnsi="Arial Unicode MS"/>
+          <w:rtl w:val="0"/>
+        </w:rPr>
+        <w:t xml:space="preserve">- Approve 成功後顯示 Profile/Role 已啟用的明確結果。</w:t>
+      </w:r>
+    </w:p>
+    <w:p>
+      <w:pPr>
+        <w:rPr/>
+      </w:pPr>
+      <w:r>
+        <w:rPr>
+          <w:rFonts w:ascii="Arial Unicode MS" w:cs="Arial Unicode MS" w:eastAsia="Arial Unicode MS" w:hAnsi="Arial Unicode MS"/>
+          <w:rtl w:val="0"/>
+        </w:rPr>
+        <w:t xml:space="preserve">P0 Smoke 至少覆蓋「User 申請 Coach -&gt; Committee approve -&gt; User 取得 COACH role -&gt; 建立 Availability」與「Student 建立/提交 Lesson Request -&gt; Committee review」核心路徑。</w:t>
+      </w:r>
+    </w:p>
+    <w:p>
+      <w:pPr>
+        <w:rPr/>
+      </w:pPr>
+      <w:r>
+        <w:rPr>
+          <w:rtl w:val="0"/>
+        </w:rPr>
+      </w:r>
+    </w:p>
+    <w:p>
+      <w:pPr>
+        <w:rPr/>
+      </w:pPr>
+      <w:r>
+        <w:rPr>
+          <w:rtl w:val="0"/>
+        </w:rPr>
+        <w:t xml:space="preserve">21.7 OpenAPI / Contract Gate</w:t>
+      </w:r>
+    </w:p>
+    <w:p>
+      <w:pPr>
+        <w:rPr/>
+      </w:pPr>
+      <w:r>
+        <w:rPr>
+          <w:rFonts w:ascii="Arial Unicode MS" w:cs="Arial Unicode MS" w:eastAsia="Arial Unicode MS" w:hAnsi="Arial Unicode MS"/>
+          <w:rtl w:val="0"/>
+        </w:rPr>
+        <w:t xml:space="preserve">- Backend OpenAPI schema 必須使用 single-range Availability request。</w:t>
+      </w:r>
+    </w:p>
+    <w:p>
+      <w:pPr>
+        <w:rPr/>
+      </w:pPr>
+      <w:r>
+        <w:rPr>
+          <w:rFonts w:ascii="Arial Unicode MS" w:cs="Arial Unicode MS" w:eastAsia="Arial Unicode MS" w:hAnsi="Arial Unicode MS"/>
+          <w:rtl w:val="0"/>
+        </w:rPr>
+        <w:t xml:space="preserve">- Lesson Request schema 使用單一 `preferredCoachProfileId`，不得產生 `preferredCoachIds`。</w:t>
+      </w:r>
+    </w:p>
+    <w:p>
+      <w:pPr>
+        <w:rPr/>
+      </w:pPr>
+      <w:r>
+        <w:rPr>
+          <w:rFonts w:ascii="Arial Unicode MS" w:cs="Arial Unicode MS" w:eastAsia="Arial Unicode MS" w:hAnsi="Arial Unicode MS"/>
+          <w:rtl w:val="0"/>
+        </w:rPr>
+        <w:t xml:space="preserve">- Generated TypeScript client compile/typecheck PASS，Frontend 不得 hand-cast 回 legacy shape。</w:t>
+      </w:r>
+    </w:p>
+    <w:p>
+      <w:pPr>
+        <w:rPr/>
+      </w:pPr>
+      <w:r>
+        <w:rPr>
+          <w:rFonts w:ascii="Arial Unicode MS" w:cs="Arial Unicode MS" w:eastAsia="Arial Unicode MS" w:hAnsi="Arial Unicode MS"/>
+          <w:rtl w:val="0"/>
+        </w:rPr>
+        <w:t xml:space="preserve">- API Security Test 驗證 principal-derived requester、Coach dual-gate（role + approved profile）與 organization scope。</w:t>
+      </w:r>
+    </w:p>
+    <w:p>
+      <w:pPr>
+        <w:rPr/>
+      </w:pPr>
+      <w:r>
+        <w:rPr>
+          <w:rtl w:val="0"/>
+        </w:rPr>
+      </w:r>
+    </w:p>
+    <w:p>
+      <w:pPr>
+        <w:rPr/>
+      </w:pPr>
+      <w:r>
+        <w:rPr>
+          <w:rtl w:val="0"/>
+        </w:rPr>
+        <w:t xml:space="preserve">21.8 Slice 2 Quality Gate</w:t>
+      </w:r>
+    </w:p>
+    <w:p>
+      <w:pPr>
+        <w:rPr/>
+      </w:pPr>
+      <w:r>
+        <w:rPr>
+          <w:rFonts w:ascii="Arial Unicode MS" w:cs="Arial Unicode MS" w:eastAsia="Arial Unicode MS" w:hAnsi="Arial Unicode MS"/>
+          <w:rtl w:val="0"/>
+        </w:rPr>
+        <w:t xml:space="preserve">Slice 2 Merge 前除既有 DoD 外，以上 Backfill tests 必須 PASS；特別禁止以 H2 取代 PostgreSQL、禁止只用 frontend route guard 驗證權限、禁止為讓 migration PASS 而偷跑 Slice 3 schema。</w:t>
+      </w:r>
+    </w:p>
+    <w:p>
+      <w:pPr>
+        <w:rPr/>
+      </w:pPr>
+      <w:r>
+        <w:rPr>
+          <w:rtl w:val="0"/>
+        </w:rPr>
+      </w:r>
+    </w:p>
+    <w:p>
+      <w:pPr>
+        <w:rPr/>
+      </w:pPr>
+      <w:r>
+        <w:rPr>
+          <w:rtl w:val="0"/>
+        </w:rPr>
+        <w:t xml:space="preserve">21.9 Backfill Review Result</w:t>
+      </w:r>
+    </w:p>
+    <w:p>
+      <w:pPr>
+        <w:rPr/>
+      </w:pPr>
+      <w:r>
+        <w:rPr>
+          <w:rFonts w:ascii="Arial Unicode MS" w:cs="Arial Unicode MS" w:eastAsia="Arial Unicode MS" w:hAnsi="Arial Unicode MS"/>
+          <w:rtl w:val="0"/>
+        </w:rPr>
+        <w:t xml:space="preserve">Slice 2 Test Baseline 已依四項核准決策完成對齊，可作為 Slice 2 Codex Implementation Prompt 的驗收依據。</w:t>
+      </w:r>
+    </w:p>
+    <w:p>
+      <w:pPr>
+        <w:rPr/>
+      </w:pPr>
+      <w:r>
+        <w:rPr>
+          <w:rtl w:val="0"/>
+        </w:rPr>
       </w:r>
     </w:p>
     <w:p>
